--- a/crm/plantillas/14_Informe_adenda.docx
+++ b/crm/plantillas/14_Informe_adenda.docx
@@ -1828,7 +1828,7 @@
           <w:sz w:val="20"/>
           <w:szCs w:val="20"/>
         </w:rPr>
-        <w:t>({montoTotalLetras}</w:t>
+        <w:t>({montoTotalLetras})</w:t>
       </w:r>
       <w:r>
         <w:rPr>
@@ -1840,7 +1840,7 @@
           <w:sz w:val="20"/>
           <w:szCs w:val="20"/>
         </w:rPr>
-        <w:t xml:space="preserve"> </w:t>
+        <w:t xml:space="preserve"/>
       </w:r>
       <w:r>
         <w:rPr>
@@ -1851,7 +1851,7 @@
           <w:sz w:val="20"/>
           <w:szCs w:val="20"/>
         </w:rPr>
-        <w:t>con</w:t>
+        <w:t/>
       </w:r>
       <w:r>
         <w:rPr>
@@ -1863,7 +1863,7 @@
           <w:sz w:val="20"/>
           <w:szCs w:val="20"/>
         </w:rPr>
-        <w:t xml:space="preserve"> </w:t>
+        <w:t xml:space="preserve"/>
       </w:r>
       <w:r>
         <w:rPr>
@@ -1874,7 +1874,7 @@
           <w:sz w:val="20"/>
           <w:szCs w:val="20"/>
         </w:rPr>
-        <w:t>00/100</w:t>
+        <w:t/>
       </w:r>
       <w:r>
         <w:rPr>
@@ -1886,7 +1886,7 @@
           <w:sz w:val="20"/>
           <w:szCs w:val="20"/>
         </w:rPr>
-        <w:t xml:space="preserve"> </w:t>
+        <w:t xml:space="preserve"/>
       </w:r>
       <w:r>
         <w:rPr>
@@ -1897,7 +1897,7 @@
           <w:sz w:val="20"/>
           <w:szCs w:val="20"/>
         </w:rPr>
-        <w:t>dólares de los Estados Unidos de América), incluidos impuestos</w:t>
+        <w:t>, incluidos impuestos</w:t>
       </w:r>
       <w:r>
         <w:rPr>

--- a/crm/plantillas/14_Informe_adenda.docx
+++ b/crm/plantillas/14_Informe_adenda.docx
@@ -561,6 +561,7 @@
             <w:listItem w:displayText="la empresa" w:value="la empresa"/>
           </w:comboBox>
         </w:sdtPr>
+        <w:sdtEndPr/>
         <w:sdtContent>
           <w:r>
             <w:rPr>
@@ -765,7 +766,23 @@
           <w:sz w:val="20"/>
           <w:szCs w:val="20"/>
         </w:rPr>
-        <w:t xml:space="preserve">Mediante comunicación de fecha xx, la administración del/la {area} dejó constancia de la necesidad de incrementar el valor del contrato </w:t>
+        <w:t xml:space="preserve">Mediante comunicación de fecha xx, la administración </w:t>
+      </w:r>
+      <w:r>
+        <w:rPr>
+          <w:rFonts w:ascii="Titillium Web" w:hAnsi="Titillium Web"/>
+          <w:sz w:val="20"/>
+          <w:szCs w:val="20"/>
+        </w:rPr>
+        <w:t>{dellaAP}</w:t>
+      </w:r>
+      <w:r>
+        <w:rPr>
+          <w:rFonts w:ascii="Titillium Web" w:hAnsi="Titillium Web"/>
+          <w:sz w:val="20"/>
+          <w:szCs w:val="20"/>
+        </w:rPr>
+        <w:t xml:space="preserve"> {area} dejó constancia de la necesidad de incrementar el valor del contrato </w:t>
       </w:r>
       <w:r>
         <w:rPr>
@@ -1140,6 +1157,7 @@
             <w:listItem w:displayText="de la" w:value="de la"/>
           </w:comboBox>
         </w:sdtPr>
+        <w:sdtEndPr/>
         <w:sdtContent>
           <w:r>
             <w:rPr>
@@ -1625,16 +1643,7 @@
           <w:sz w:val="20"/>
           <w:szCs w:val="20"/>
         </w:rPr>
-        <w:t xml:space="preserve">total del contrato </w:t>
-      </w:r>
-      <w:r>
-        <w:rPr>
-          <w:rFonts w:ascii="Titillium Web" w:hAnsi="Titillium Web"/>
-          <w:w w:val="105"/>
-          <w:sz w:val="20"/>
-          <w:szCs w:val="20"/>
-        </w:rPr>
-        <w:t xml:space="preserve">no implica </w:t>
+        <w:t xml:space="preserve">total del contrato no implica </w:t>
       </w:r>
       <w:r>
         <w:rPr>
@@ -1668,16 +1677,7 @@
           <w:sz w:val="20"/>
           <w:szCs w:val="20"/>
         </w:rPr>
-        <w:t xml:space="preserve"> complementarios </w:t>
-      </w:r>
-      <w:r>
-        <w:rPr>
-          <w:rFonts w:ascii="Titillium Web" w:hAnsi="Titillium Web"/>
-          <w:w w:val="105"/>
-          <w:sz w:val="20"/>
-          <w:szCs w:val="20"/>
-        </w:rPr>
-        <w:t xml:space="preserve">a los descritos en el </w:t>
+        <w:t xml:space="preserve"> complementarios a los descritos en el </w:t>
       </w:r>
       <w:r>
         <w:rPr>
@@ -1828,76 +1828,7 @@
           <w:sz w:val="20"/>
           <w:szCs w:val="20"/>
         </w:rPr>
-        <w:t>({montoTotalLetras})</w:t>
-      </w:r>
-      <w:r>
-        <w:rPr>
-          <w:rFonts w:ascii="Titillium Web" w:hAnsi="Titillium Web"/>
-          <w:i/>
-          <w:iCs/>
-          <w:spacing w:val="-4"/>
-          <w:w w:val="105"/>
-          <w:sz w:val="20"/>
-          <w:szCs w:val="20"/>
-        </w:rPr>
-        <w:t xml:space="preserve"/>
-      </w:r>
-      <w:r>
-        <w:rPr>
-          <w:rFonts w:ascii="Titillium Web" w:hAnsi="Titillium Web"/>
-          <w:i/>
-          <w:iCs/>
-          <w:w w:val="105"/>
-          <w:sz w:val="20"/>
-          <w:szCs w:val="20"/>
-        </w:rPr>
-        <w:t/>
-      </w:r>
-      <w:r>
-        <w:rPr>
-          <w:rFonts w:ascii="Titillium Web" w:hAnsi="Titillium Web"/>
-          <w:i/>
-          <w:iCs/>
-          <w:spacing w:val="-6"/>
-          <w:w w:val="105"/>
-          <w:sz w:val="20"/>
-          <w:szCs w:val="20"/>
-        </w:rPr>
-        <w:t xml:space="preserve"/>
-      </w:r>
-      <w:r>
-        <w:rPr>
-          <w:rFonts w:ascii="Titillium Web" w:hAnsi="Titillium Web"/>
-          <w:i/>
-          <w:iCs/>
-          <w:w w:val="105"/>
-          <w:sz w:val="20"/>
-          <w:szCs w:val="20"/>
-        </w:rPr>
-        <w:t/>
-      </w:r>
-      <w:r>
-        <w:rPr>
-          <w:rFonts w:ascii="Titillium Web" w:hAnsi="Titillium Web"/>
-          <w:i/>
-          <w:iCs/>
-          <w:spacing w:val="-2"/>
-          <w:w w:val="105"/>
-          <w:sz w:val="20"/>
-          <w:szCs w:val="20"/>
-        </w:rPr>
-        <w:t xml:space="preserve"/>
-      </w:r>
-      <w:r>
-        <w:rPr>
-          <w:rFonts w:ascii="Titillium Web" w:hAnsi="Titillium Web"/>
-          <w:i/>
-          <w:iCs/>
-          <w:w w:val="105"/>
-          <w:sz w:val="20"/>
-          <w:szCs w:val="20"/>
-        </w:rPr>
-        <w:t>, incluidos impuestos</w:t>
+        <w:t>({montoTotalLetras}), incluidos impuestos</w:t>
       </w:r>
       <w:r>
         <w:rPr>
@@ -2013,53 +1944,6 @@
           <w:szCs w:val="20"/>
         </w:rPr>
         <w:t>De acuerdo con el análisis realizado y considerando la necesidad de garantizar la continuidad de la prestación del servicio contratado, se ha determinado la necesidad de aumentar el monto del contrato {contratoNro}. Estos servicios serán prestados por  {proveedor}, con RUC Nro. {proveedorRuc}, en el marco del “{objeto}".</w:t>
-      </w:r>
-      <w:r>
-        <w:rPr>
-          <w:rFonts w:ascii="Titillium Web" w:hAnsi="Titillium Web"/>
-          <w:sz w:val="20"/>
-          <w:szCs w:val="20"/>
-        </w:rPr>
-      </w:r>
-      <w:r>
-        <w:rPr>
-          <w:rFonts w:ascii="Titillium Web" w:hAnsi="Titillium Web"/>
-          <w:w w:val="105"/>
-          <w:sz w:val="20"/>
-          <w:szCs w:val="20"/>
-        </w:rPr>
-      </w:r>
-      <w:r>
-        <w:rPr>
-          <w:rFonts w:ascii="Titillium Web" w:hAnsi="Titillium Web"/>
-          <w:w w:val="105"/>
-          <w:sz w:val="20"/>
-          <w:szCs w:val="20"/>
-        </w:rPr>
-      </w:r>
-      <w:r>
-        <w:rPr>
-          <w:rFonts w:ascii="Titillium Web" w:hAnsi="Titillium Web"/>
-          <w:w w:val="105"/>
-          <w:sz w:val="20"/>
-          <w:szCs w:val="20"/>
-        </w:rPr>
-      </w:r>
-      <w:r>
-        <w:rPr>
-          <w:rFonts w:ascii="Titillium Web" w:hAnsi="Titillium Web"/>
-          <w:w w:val="105"/>
-          <w:sz w:val="20"/>
-          <w:szCs w:val="20"/>
-        </w:rPr>
-      </w:r>
-      <w:r>
-        <w:rPr>
-          <w:rFonts w:ascii="Titillium Web" w:hAnsi="Titillium Web"/>
-          <w:w w:val="105"/>
-          <w:sz w:val="20"/>
-          <w:szCs w:val="20"/>
-        </w:rPr>
       </w:r>
       <w:sdt>
         <w:sdtPr>
@@ -2080,6 +1964,7 @@
             <w:listItem w:displayText="la empresa" w:value="la empresa"/>
           </w:comboBox>
         </w:sdtPr>
+        <w:sdtEndPr/>
         <w:sdtContent>
           <w:r>
             <w:rPr>
@@ -2091,65 +1976,6 @@
           </w:r>
         </w:sdtContent>
       </w:sdt>
-      <w:r>
-        <w:rPr>
-          <w:rFonts w:ascii="Titillium Web" w:hAnsi="Titillium Web"/>
-          <w:sz w:val="20"/>
-          <w:szCs w:val="20"/>
-        </w:rPr>
-      </w:r>
-      <w:r>
-        <w:rPr>
-          <w:rFonts w:ascii="Titillium Web" w:hAnsi="Titillium Web"/>
-          <w:sz w:val="20"/>
-          <w:szCs w:val="20"/>
-        </w:rPr>
-      </w:r>
-      <w:r>
-        <w:rPr>
-          <w:rFonts w:ascii="Titillium Web" w:hAnsi="Titillium Web"/>
-          <w:sz w:val="20"/>
-          <w:szCs w:val="20"/>
-          <w:lang w:val="es-EC"/>
-        </w:rPr>
-      </w:r>
-      <w:r>
-        <w:rPr>
-          <w:rFonts w:ascii="Titillium Web" w:hAnsi="Titillium Web"/>
-          <w:sz w:val="20"/>
-          <w:szCs w:val="20"/>
-          <w:lang w:val="es-EC"/>
-        </w:rPr>
-      </w:r>
-      <w:r>
-        <w:rPr>
-          <w:rFonts w:ascii="Titillium Web" w:hAnsi="Titillium Web"/>
-          <w:sz w:val="20"/>
-          <w:szCs w:val="20"/>
-        </w:rPr>
-      </w:r>
-      <w:r>
-        <w:rPr>
-          <w:rFonts w:ascii="Titillium Web" w:hAnsi="Titillium Web"/>
-          <w:sz w:val="20"/>
-          <w:szCs w:val="20"/>
-          <w:lang w:val="es-EC"/>
-        </w:rPr>
-      </w:r>
-      <w:r>
-        <w:rPr>
-          <w:rFonts w:ascii="Titillium Web" w:hAnsi="Titillium Web"/>
-          <w:sz w:val="20"/>
-          <w:szCs w:val="20"/>
-        </w:rPr>
-      </w:r>
-      <w:r>
-        <w:rPr>
-          <w:rFonts w:ascii="Titillium Web" w:hAnsi="Titillium Web"/>
-          <w:sz w:val="20"/>
-          <w:szCs w:val="20"/>
-        </w:rPr>
-      </w:r>
     </w:p>
     <w:p>
       <w:pPr>
@@ -2198,6 +2024,7 @@
             <w:listItem w:displayText="de la" w:value="de la"/>
           </w:comboBox>
         </w:sdtPr>
+        <w:sdtEndPr/>
         <w:sdtContent>
           <w:r>
             <w:rPr>
@@ -2281,6 +2108,7 @@
           <w:rFonts w:ascii="Titillium Web" w:hAnsi="Titillium Web"/>
         </w:rPr>
       </w:pPr>
+      <w:commentRangeStart w:id="3"/>
       <w:r>
         <w:rPr>
           <w:rFonts w:ascii="Titillium Web" w:hAnsi="Titillium Web"/>
@@ -2320,6 +2148,7 @@
             <w:listItem w:displayText="la empresa" w:value="la empresa"/>
           </w:comboBox>
         </w:sdtPr>
+        <w:sdtEndPr/>
         <w:sdtContent>
           <w:r>
             <w:rPr>
@@ -2372,6 +2201,16 @@
         </w:rPr>
         <w:t>.</w:t>
       </w:r>
+      <w:commentRangeEnd w:id="3"/>
+      <w:r>
+        <w:rPr>
+          <w:rStyle w:val="Refdecomentario"/>
+          <w:rFonts w:ascii="Titillium Web" w:hAnsi="Titillium Web"/>
+          <w:sz w:val="20"/>
+          <w:szCs w:val="20"/>
+        </w:rPr>
+        <w:commentReference w:id="3"/>
+      </w:r>
     </w:p>
     <w:p>
       <w:pPr>
@@ -2452,6 +2291,7 @@
           <w:listItem w:displayText="Administradora contadora" w:value="Administradora contadora"/>
         </w:comboBox>
       </w:sdtPr>
+      <w:sdtEndPr/>
       <w:sdtContent>
         <w:p>
           <w:pPr>
@@ -2573,6 +2413,25 @@
       </w:r>
     </w:p>
   </w:comment>
+  <w:comment w:id="3" w:author="Rodriguez Diego" w:date="2026-09-25T17:32:00Z" w:initials="DR">
+    <w:p>
+      <w:pPr>
+        <w:pStyle w:val="Textocomentario"/>
+      </w:pPr>
+      <w:r>
+        <w:rPr>
+          <w:rStyle w:val="Refdecomentario"/>
+        </w:rPr>
+        <w:annotationRef/>
+      </w:r>
+      <w:r>
+        <w:rPr>
+          <w:lang w:val="es-EC"/>
+        </w:rPr>
+        <w:t>En combustible no es necesaria la proforma. Ojo con eso</w:t>
+      </w:r>
+    </w:p>
+  </w:comment>
 </w:comments>
 </file>
 
@@ -2581,6 +2440,7 @@
   <w15:commentEx w15:paraId="305E2BC6" w15:done="0"/>
   <w15:commentEx w15:paraId="1B1642A7" w15:done="0"/>
   <w15:commentEx w15:paraId="161FF460" w15:done="0"/>
+  <w15:commentEx w15:paraId="5D30F530" w15:done="0"/>
 </w15:commentsEx>
 </file>
 
@@ -2589,6 +2449,7 @@
   <w16cex:commentExtensible w16cex:durableId="42C45013" w16cex:dateUtc="2026-07-03T21:24:00Z"/>
   <w16cex:commentExtensible w16cex:durableId="29B6C355" w16cex:dateUtc="2026-07-03T21:32:00Z"/>
   <w16cex:commentExtensible w16cex:durableId="7E75320A" w16cex:dateUtc="2026-07-03T21:52:00Z"/>
+  <w16cex:commentExtensible w16cex:durableId="4D0906D9" w16cex:dateUtc="2026-09-25T22:32:00Z"/>
 </w16cex:commentsExtensible>
 </file>
 
@@ -2597,6 +2458,7 @@
   <w16cid:commentId w16cid:paraId="305E2BC6" w16cid:durableId="42C45013"/>
   <w16cid:commentId w16cid:paraId="1B1642A7" w16cid:durableId="29B6C355"/>
   <w16cid:commentId w16cid:paraId="161FF460" w16cid:durableId="7E75320A"/>
+  <w16cid:commentId w16cid:paraId="5D30F530" w16cid:durableId="4D0906D9"/>
 </w16cid:commentsIds>
 </file>
 
@@ -3161,18 +3023,7 @@
               <w:szCs w:val="20"/>
               <w:lang w:val="es-EC" w:eastAsia="es-ES"/>
             </w:rPr>
-            <w:t xml:space="preserve">{contratoNro} - </w:t>
-          </w:r>
-          <w:r>
-            <w:rPr>
-              <w:rFonts w:ascii="Titillium Web" w:hAnsi="Titillium Web"/>
-              <w:b/>
-              <w:bCs/>
-              <w:sz w:val="20"/>
-              <w:szCs w:val="20"/>
-              <w:lang w:val="es-EC" w:eastAsia="es-ES"/>
-            </w:rPr>
-            <w:t>"{objeto}"</w:t>
+            <w:t>{contratoNro} - "{objeto}"</w:t>
           </w:r>
         </w:p>
       </w:tc>
@@ -4390,6 +4241,7 @@
   <w:style w:type="character" w:default="1" w:styleId="Fuentedeprrafopredeter">
     <w:name w:val="Default Paragraph Font"/>
     <w:uiPriority w:val="1"/>
+    <w:semiHidden/>
     <w:unhideWhenUsed/>
   </w:style>
   <w:style w:type="table" w:default="1" w:styleId="Tablanormal">
@@ -4633,8 +4485,8 @@
       <w:color w:val="666666"/>
     </w:rPr>
   </w:style>
-  <w:style w:type="paragraph" w:customStyle="1" w:styleId="ListParagraph">
-    <w:name w:val="List Paragraph"/>
+  <w:style w:type="paragraph" w:customStyle="1" w:styleId="Prrafodelista1">
+    <w:name w:val="Párrafo de lista1"/>
     <w:basedOn w:val="Normal"/>
     <w:pPr>
       <w:widowControl/>
@@ -4876,8 +4728,11 @@
   <w:rsids>
     <w:rsidRoot w:val="00E23E32"/>
     <w:rsid w:val="001127E8"/>
+    <w:rsid w:val="003E0EB0"/>
+    <w:rsid w:val="00764747"/>
     <w:rsid w:val="00A102BE"/>
     <w:rsid w:val="00E23E32"/>
+    <w:rsid w:val="00FA6279"/>
   </w:rsids>
   <m:mathPr>
     <m:mathFont m:val="Cambria Math"/>
@@ -5644,6 +5499,32 @@
 </file>
 
 <file path=customXml/item1.xml><?xml version="1.0" encoding="utf-8"?>
+<b:Sources xmlns:b="http://schemas.openxmlformats.org/officeDocument/2006/bibliography" xmlns="http://schemas.openxmlformats.org/officeDocument/2006/bibliography" SelectedStyle="\APASixthEditionOfficeOnline.xsl" StyleName="APA" Version="6"/>
+</file>
+
+<file path=customXml/item2.xml><?xml version="1.0" encoding="utf-8"?>
+<p:properties xmlns:p="http://schemas.microsoft.com/office/2006/metadata/properties" xmlns:xsi="http://www.w3.org/2001/XMLSchema-instance" xmlns:pc="http://schemas.microsoft.com/office/infopath/2007/PartnerControls">
+  <documentManagement>
+    <MigrationWizIdPermissionLevels xmlns="6068fefc-a523-44ba-b494-d093a5a61ee7" xsi:nil="true"/>
+    <MigrationWizId xmlns="6068fefc-a523-44ba-b494-d093a5a61ee7" xsi:nil="true"/>
+    <_activity xmlns="6068fefc-a523-44ba-b494-d093a5a61ee7" xsi:nil="true"/>
+    <MigrationWizIdSecurityGroups xmlns="6068fefc-a523-44ba-b494-d093a5a61ee7" xsi:nil="true"/>
+    <MigrationWizIdPermissions xmlns="6068fefc-a523-44ba-b494-d093a5a61ee7" xsi:nil="true"/>
+    <MigrationWizIdDocumentLibraryPermissions xmlns="6068fefc-a523-44ba-b494-d093a5a61ee7" xsi:nil="true"/>
+  </documentManagement>
+</p:properties>
+</file>
+
+<file path=customXml/item3.xml><?xml version="1.0" encoding="utf-8"?>
+<?mso-contentType ?>
+<FormTemplates xmlns="http://schemas.microsoft.com/sharepoint/v3/contenttype/forms">
+  <Display>DocumentLibraryForm</Display>
+  <Edit>DocumentLibraryForm</Edit>
+  <New>DocumentLibraryForm</New>
+</FormTemplates>
+</file>
+
+<file path=customXml/item4.xml><?xml version="1.0" encoding="utf-8"?>
 <ct:contentTypeSchema xmlns:ct="http://schemas.microsoft.com/office/2006/metadata/contentType" xmlns:ma="http://schemas.microsoft.com/office/2006/metadata/properties/metaAttributes" ct:_="" ma:_="" ma:contentTypeName="Documento" ma:contentTypeID="0x010100E3F40DFCD55DB04BA7FA4C869660C908" ma:contentTypeVersion="23" ma:contentTypeDescription="Crear nuevo documento." ma:contentTypeScope="" ma:versionID="df90fcb81b7758ec10119a6c9e703a7c">
   <xsd:schema xmlns:xsd="http://www.w3.org/2001/XMLSchema" xmlns:xs="http://www.w3.org/2001/XMLSchema" xmlns:p="http://schemas.microsoft.com/office/2006/metadata/properties" xmlns:ns3="6068fefc-a523-44ba-b494-d093a5a61ee7" xmlns:ns4="227ab4d6-d0a1-4411-a837-3e8296efb579" targetNamespace="http://schemas.microsoft.com/office/2006/metadata/properties" ma:root="true" ma:fieldsID="5eabb659c0f78ecb26bc8253a6d78efe" ns3:_="" ns4:_="">
     <xsd:import namespace="6068fefc-a523-44ba-b494-d093a5a61ee7"/>
@@ -5926,33 +5807,33 @@
 </ct:contentTypeSchema>
 </file>
 
-<file path=customXml/item2.xml><?xml version="1.0" encoding="utf-8"?>
-<?mso-contentType ?>
-<FormTemplates xmlns="http://schemas.microsoft.com/sharepoint/v3/contenttype/forms">
-  <Display>DocumentLibraryForm</Display>
-  <Edit>DocumentLibraryForm</Edit>
-  <New>DocumentLibraryForm</New>
-</FormTemplates>
+<file path=customXml/itemProps1.xml><?xml version="1.0" encoding="utf-8"?>
+<ds:datastoreItem xmlns:ds="http://schemas.openxmlformats.org/officeDocument/2006/customXml" ds:itemID="{8010C166-6481-4146-9595-867081814BE3}">
+  <ds:schemaRefs>
+    <ds:schemaRef ds:uri="http://schemas.openxmlformats.org/officeDocument/2006/bibliography"/>
+  </ds:schemaRefs>
+</ds:datastoreItem>
 </file>
 
-<file path=customXml/item3.xml><?xml version="1.0" encoding="utf-8"?>
-<p:properties xmlns:p="http://schemas.microsoft.com/office/2006/metadata/properties" xmlns:xsi="http://www.w3.org/2001/XMLSchema-instance" xmlns:pc="http://schemas.microsoft.com/office/infopath/2007/PartnerControls">
-  <documentManagement>
-    <MigrationWizIdPermissionLevels xmlns="6068fefc-a523-44ba-b494-d093a5a61ee7" xsi:nil="true"/>
-    <MigrationWizId xmlns="6068fefc-a523-44ba-b494-d093a5a61ee7" xsi:nil="true"/>
-    <_activity xmlns="6068fefc-a523-44ba-b494-d093a5a61ee7" xsi:nil="true"/>
-    <MigrationWizIdSecurityGroups xmlns="6068fefc-a523-44ba-b494-d093a5a61ee7" xsi:nil="true"/>
-    <MigrationWizIdPermissions xmlns="6068fefc-a523-44ba-b494-d093a5a61ee7" xsi:nil="true"/>
-    <MigrationWizIdDocumentLibraryPermissions xmlns="6068fefc-a523-44ba-b494-d093a5a61ee7" xsi:nil="true"/>
-  </documentManagement>
-</p:properties>
+<file path=customXml/itemProps2.xml><?xml version="1.0" encoding="utf-8"?>
+<ds:datastoreItem xmlns:ds="http://schemas.openxmlformats.org/officeDocument/2006/customXml" ds:itemID="{15801E1C-FF26-4799-B281-86D8F23EF08C}">
+  <ds:schemaRefs>
+    <ds:schemaRef ds:uri="http://schemas.microsoft.com/office/2006/metadata/properties"/>
+    <ds:schemaRef ds:uri="http://schemas.microsoft.com/office/infopath/2007/PartnerControls"/>
+    <ds:schemaRef ds:uri="6068fefc-a523-44ba-b494-d093a5a61ee7"/>
+  </ds:schemaRefs>
+</ds:datastoreItem>
 </file>
 
-<file path=customXml/item4.xml><?xml version="1.0" encoding="utf-8"?>
-<b:Sources xmlns:b="http://schemas.openxmlformats.org/officeDocument/2006/bibliography" xmlns="http://schemas.openxmlformats.org/officeDocument/2006/bibliography" SelectedStyle="\APASixthEditionOfficeOnline.xsl" StyleName="APA" Version="6"/>
+<file path=customXml/itemProps3.xml><?xml version="1.0" encoding="utf-8"?>
+<ds:datastoreItem xmlns:ds="http://schemas.openxmlformats.org/officeDocument/2006/customXml" ds:itemID="{EFBC2123-9F4B-4A83-BBE1-B2D86C408A85}">
+  <ds:schemaRefs>
+    <ds:schemaRef ds:uri="http://schemas.microsoft.com/sharepoint/v3/contenttype/forms"/>
+  </ds:schemaRefs>
+</ds:datastoreItem>
 </file>
 
-<file path=customXml/itemProps1.xml><?xml version="1.0" encoding="utf-8"?>
+<file path=customXml/itemProps4.xml><?xml version="1.0" encoding="utf-8"?>
 <ds:datastoreItem xmlns:ds="http://schemas.openxmlformats.org/officeDocument/2006/customXml" ds:itemID="{FD86EB96-8FBD-4B50-B753-B5AE86B28DCB}">
   <ds:schemaRefs>
     <ds:schemaRef ds:uri="http://schemas.microsoft.com/office/2006/metadata/contentType"/>
@@ -5969,30 +5850,4 @@
     <ds:schemaRef ds:uri="http://schemas.microsoft.com/internal/obd"/>
   </ds:schemaRefs>
 </ds:datastoreItem>
-</file>
-
-<file path=customXml/itemProps2.xml><?xml version="1.0" encoding="utf-8"?>
-<ds:datastoreItem xmlns:ds="http://schemas.openxmlformats.org/officeDocument/2006/customXml" ds:itemID="{EFBC2123-9F4B-4A83-BBE1-B2D86C408A85}">
-  <ds:schemaRefs>
-    <ds:schemaRef ds:uri="http://schemas.microsoft.com/sharepoint/v3/contenttype/forms"/>
-  </ds:schemaRefs>
-</ds:datastoreItem>
-</file>
-
-<file path=customXml/itemProps3.xml><?xml version="1.0" encoding="utf-8"?>
-<ds:datastoreItem xmlns:ds="http://schemas.openxmlformats.org/officeDocument/2006/customXml" ds:itemID="{15801E1C-FF26-4799-B281-86D8F23EF08C}">
-  <ds:schemaRefs>
-    <ds:schemaRef ds:uri="http://schemas.microsoft.com/office/2006/metadata/properties"/>
-    <ds:schemaRef ds:uri="http://schemas.microsoft.com/office/infopath/2007/PartnerControls"/>
-    <ds:schemaRef ds:uri="6068fefc-a523-44ba-b494-d093a5a61ee7"/>
-  </ds:schemaRefs>
-</ds:datastoreItem>
-</file>
-
-<file path=customXml/itemProps4.xml><?xml version="1.0" encoding="utf-8"?>
-<ds:datastoreItem xmlns:ds="http://schemas.openxmlformats.org/officeDocument/2006/customXml" ds:itemID="{8010C166-6481-4146-9595-867081814BE3}">
-  <ds:schemaRefs>
-    <ds:schemaRef ds:uri="http://schemas.openxmlformats.org/officeDocument/2006/bibliography"/>
-  </ds:schemaRefs>
-</ds:datastoreItem>
 </file>
--- a/crm/plantillas/14_Informe_adenda.docx
+++ b/crm/plantillas/14_Informe_adenda.docx
@@ -474,7 +474,7 @@
         <w:rPr>
           <w:rFonts w:ascii="Titillium Web" w:hAnsi="Titillium Web"/>
         </w:rPr>
-        <w:t>Solicitar y justificar el aumento del monto del contrato suscrito entre el Fondo de Inversión, Ambiental Sostenible (FIAS) y por el Sr. {proveedor}, para el: “{objeto}".</w:t>
+        <w:t>Solicitar y justificar el aumento del monto del contrato suscrito entre el Fondo de Inversión, Ambiental Sostenible (FIAS) y {contratistaTrato} {proveedor}, para el: “{objeto}".</w:t>
       </w:r>
     </w:p>
     <w:p>
@@ -544,39 +544,18 @@
         </w:rPr>
         <w:t xml:space="preserve">El {fechaContrato} el FIAS y </w:t>
       </w:r>
-      <w:sdt>
-        <w:sdtPr>
-          <w:rPr>
-            <w:rFonts w:ascii="Titillium Web" w:hAnsi="Titillium Web"/>
-          </w:rPr>
-          <w:id w:val="-445382568"/>
-          <w:placeholder>
-            <w:docPart w:val="DefaultPlaceholder_-1854013438"/>
-          </w:placeholder>
-          <w:temporary/>
-          <w:comboBox>
-            <w:listItem w:value="Elija un elemento."/>
-            <w:listItem w:displayText="el señor" w:value="el señor"/>
-            <w:listItem w:displayText="la señora" w:value="la señora"/>
-            <w:listItem w:displayText="la empresa" w:value="la empresa"/>
-          </w:comboBox>
-        </w:sdtPr>
-        <w:sdtEndPr/>
-        <w:sdtContent>
-          <w:r>
-            <w:rPr>
-              <w:rFonts w:ascii="Titillium Web" w:hAnsi="Titillium Web"/>
-            </w:rPr>
-            <w:t xml:space="preserve">el </w:t>
-          </w:r>
-          <w:r>
-            <w:rPr>
-              <w:rFonts w:ascii="Titillium Web" w:hAnsi="Titillium Web"/>
-            </w:rPr>
-            <w:t>señor/señora/empresa</w:t>
-          </w:r>
-        </w:sdtContent>
-      </w:sdt>
+      <w:r>
+        <w:rPr>
+          <w:rFonts w:ascii="Titillium Web" w:hAnsi="Titillium Web"/>
+        </w:rPr>
+        <w:t xml:space="preserve">{contratistaTrato}</w:t>
+      </w:r>
+      <w:r>
+        <w:rPr>
+          <w:rFonts w:ascii="Titillium Web" w:hAnsi="Titillium Web"/>
+        </w:rPr>
+        <w:t xml:space="preserve"/>
+      </w:r>
       <w:r>
         <w:rPr>
           <w:rFonts w:ascii="Titillium Web" w:hAnsi="Titillium Web"/>
@@ -684,7 +663,7 @@
           <w:szCs w:val="20"/>
           <w:lang w:val="es-ES_tradnl"/>
         </w:rPr>
-        <w:t xml:space="preserve">Plan Anual de Gastos PAG 2026 del </w:t>
+        <w:t xml:space="preserve">Plan Anual de Gastos PAG 2026 {dellaAP} {area}</w:t>
       </w:r>
       <w:r>
         <w:rPr>
@@ -694,7 +673,7 @@
           <w:szCs w:val="20"/>
           <w:lang w:val="es-ES_tradnl"/>
         </w:rPr>
-        <w:t>{area} ({siglas})</w:t>
+        <w:t> ({siglas})</w:t>
       </w:r>
       <w:r>
         <w:rPr>
@@ -1140,35 +1119,14 @@
         </w:rPr>
         <w:t xml:space="preserve"> de las actividades institucionales y el cumplimiento de la planificación correspondiente al ejercicio fiscal 2026, se requiere garantizar la continuidad de la prestación del servicio contratado, a fin de atender las necesidades operativas </w:t>
       </w:r>
-      <w:sdt>
-        <w:sdtPr>
-          <w:rPr>
-            <w:rFonts w:ascii="Titillium Web" w:hAnsi="Titillium Web"/>
-            <w:sz w:val="20"/>
-            <w:szCs w:val="20"/>
-          </w:rPr>
-          <w:id w:val="2040931302"/>
-          <w:placeholder>
-            <w:docPart w:val="0D1912699F56442095E0AE0AB715545E"/>
-          </w:placeholder>
-          <w:temporary/>
-          <w:comboBox>
-            <w:listItem w:displayText="del" w:value="del"/>
-            <w:listItem w:displayText="de la" w:value="de la"/>
-          </w:comboBox>
-        </w:sdtPr>
-        <w:sdtEndPr/>
-        <w:sdtContent>
-          <w:r>
-            <w:rPr>
-              <w:rFonts w:ascii="Titillium Web" w:hAnsi="Titillium Web"/>
-              <w:sz w:val="20"/>
-              <w:szCs w:val="20"/>
-            </w:rPr>
-            <w:t>del/la</w:t>
-          </w:r>
-        </w:sdtContent>
-      </w:sdt>
+      <w:r>
+        <w:rPr>
+          <w:rFonts w:ascii="Titillium Web" w:hAnsi="Titillium Web"/>
+          <w:sz w:val="20"/>
+          <w:szCs w:val="20"/>
+        </w:rPr>
+        <w:t xml:space="preserve">{dellaAP}</w:t>
+      </w:r>
       <w:r>
         <w:rPr>
           <w:rFonts w:ascii="Titillium Web" w:hAnsi="Titillium Web"/>
@@ -1943,39 +1901,16 @@
           <w:sz w:val="20"/>
           <w:szCs w:val="20"/>
         </w:rPr>
-        <w:t>De acuerdo con el análisis realizado y considerando la necesidad de garantizar la continuidad de la prestación del servicio contratado, se ha determinado la necesidad de aumentar el monto del contrato {contratoNro}. Estos servicios serán prestados por  {proveedor}, con RUC Nro. {proveedorRuc}, en el marco del “{objeto}".</w:t>
-      </w:r>
-      <w:sdt>
-        <w:sdtPr>
-          <w:rPr>
-            <w:rFonts w:ascii="Titillium Web" w:hAnsi="Titillium Web"/>
-            <w:sz w:val="20"/>
-            <w:szCs w:val="20"/>
-          </w:rPr>
-          <w:id w:val="-898827202"/>
-          <w:placeholder>
-            <w:docPart w:val="90527E5CB395416F9CBC41FDBF85C272"/>
-          </w:placeholder>
-          <w:temporary/>
-          <w:comboBox>
-            <w:listItem w:value="Elija un elemento."/>
-            <w:listItem w:displayText="el señor" w:value="el señor"/>
-            <w:listItem w:displayText="la señora" w:value="la señora"/>
-            <w:listItem w:displayText="la empresa" w:value="la empresa"/>
-          </w:comboBox>
-        </w:sdtPr>
-        <w:sdtEndPr/>
-        <w:sdtContent>
-          <w:r>
-            <w:rPr>
-              <w:rFonts w:ascii="Titillium Web" w:hAnsi="Titillium Web"/>
-              <w:sz w:val="20"/>
-              <w:szCs w:val="20"/>
-            </w:rPr>
-            <w:t>el señor/señora/empresa</w:t>
-          </w:r>
-        </w:sdtContent>
-      </w:sdt>
+        <w:t>De acuerdo con el análisis realizado y considerando la necesidad de garantizar la continuidad de la prestación del servicio contratado, se ha determinado la necesidad de aumentar el monto del contrato {contratoNro}. Estos servicios serán prestados por {contratistaTrato} {proveedor}, con RUC Nro. {proveedorRuc}, en el marco del “{objeto}".</w:t>
+      </w:r>
+      <w:r>
+        <w:rPr>
+          <w:rFonts w:ascii="Titillium Web" w:hAnsi="Titillium Web"/>
+          <w:sz w:val="20"/>
+          <w:szCs w:val="20"/>
+        </w:rPr>
+        <w:t xml:space="preserve"/>
+      </w:r>
     </w:p>
     <w:p>
       <w:pPr>
@@ -2007,35 +1942,14 @@
         </w:rPr>
         <w:t xml:space="preserve">En función de lo anterior, se concluye que es necesario realizar una modificación al monto económico del contrato, incorporando un valor adicional de USD {montoAumento} ({montoAumentoLetras}) incluidos impuestos. Esta ampliación permitirá cubrir las necesidades operativas </w:t>
       </w:r>
-      <w:sdt>
-        <w:sdtPr>
-          <w:rPr>
-            <w:rFonts w:ascii="Titillium Web" w:hAnsi="Titillium Web"/>
-            <w:sz w:val="20"/>
-            <w:szCs w:val="20"/>
-          </w:rPr>
-          <w:id w:val="745081410"/>
-          <w:placeholder>
-            <w:docPart w:val="DefaultPlaceholder_-1854013438"/>
-          </w:placeholder>
-          <w:temporary/>
-          <w:comboBox>
-            <w:listItem w:displayText="del" w:value="del"/>
-            <w:listItem w:displayText="de la" w:value="de la"/>
-          </w:comboBox>
-        </w:sdtPr>
-        <w:sdtEndPr/>
-        <w:sdtContent>
-          <w:r>
-            <w:rPr>
-              <w:rFonts w:ascii="Titillium Web" w:hAnsi="Titillium Web"/>
-              <w:sz w:val="20"/>
-              <w:szCs w:val="20"/>
-            </w:rPr>
-            <w:t>del/la</w:t>
-          </w:r>
-        </w:sdtContent>
-      </w:sdt>
+      <w:r>
+        <w:rPr>
+          <w:rFonts w:ascii="Titillium Web" w:hAnsi="Titillium Web"/>
+          <w:sz w:val="20"/>
+          <w:szCs w:val="20"/>
+        </w:rPr>
+        <w:t xml:space="preserve">{dellaAP}</w:t>
+      </w:r>
       <w:r>
         <w:rPr>
           <w:rFonts w:ascii="Titillium Web" w:hAnsi="Titillium Web"/>
@@ -2131,33 +2045,12 @@
         </w:rPr>
         <w:t xml:space="preserve"> {contratoNro} suscrito entre el FIAS y </w:t>
       </w:r>
-      <w:sdt>
-        <w:sdtPr>
-          <w:rPr>
-            <w:rFonts w:ascii="Titillium Web" w:hAnsi="Titillium Web"/>
-          </w:rPr>
-          <w:id w:val="202915372"/>
-          <w:placeholder>
-            <w:docPart w:val="5555F364E816494195E71C8B7FE35271"/>
-          </w:placeholder>
-          <w:temporary/>
-          <w:comboBox>
-            <w:listItem w:value="Elija un elemento."/>
-            <w:listItem w:displayText="el señor" w:value="el señor"/>
-            <w:listItem w:displayText="la señora" w:value="la señora"/>
-            <w:listItem w:displayText="la empresa" w:value="la empresa"/>
-          </w:comboBox>
-        </w:sdtPr>
-        <w:sdtEndPr/>
-        <w:sdtContent>
-          <w:r>
-            <w:rPr>
-              <w:rFonts w:ascii="Titillium Web" w:hAnsi="Titillium Web"/>
-            </w:rPr>
-            <w:t>el señor/señora/empresa</w:t>
-          </w:r>
-        </w:sdtContent>
-      </w:sdt>
+      <w:r>
+        <w:rPr>
+          <w:rFonts w:ascii="Titillium Web" w:hAnsi="Titillium Web"/>
+        </w:rPr>
+        <w:t xml:space="preserve">{contratistaTrato}</w:t>
+      </w:r>
       <w:r>
         <w:rPr>
           <w:rFonts w:ascii="Titillium Web" w:hAnsi="Titillium Web"/>
@@ -2275,8 +2168,10 @@
         <w:t>{ac}</w:t>
       </w:r>
     </w:p>
-    <w:sdt>
-      <w:sdtPr>
+    <w:p>
+      <w:pPr>
+        <w:pStyle w:val="Textoindependiente"/>
+        <w:jc w:val="center"/>
         <w:rPr>
           <w:rFonts w:ascii="Titillium Web" w:hAnsi="Titillium Web"/>
           <w:b/>
@@ -2284,40 +2179,18 @@
           <w:w w:val="105"/>
           <w:lang w:val="es-EC"/>
         </w:rPr>
-        <w:id w:val="1674922126"/>
-        <w:temporary/>
-        <w:comboBox>
-          <w:listItem w:displayText="Administrador contador" w:value="Administrador contador"/>
-          <w:listItem w:displayText="Administradora contadora" w:value="Administradora contadora"/>
-        </w:comboBox>
-      </w:sdtPr>
-      <w:sdtEndPr/>
-      <w:sdtContent>
-        <w:p>
-          <w:pPr>
-            <w:pStyle w:val="Textoindependiente"/>
-            <w:jc w:val="center"/>
-            <w:rPr>
-              <w:rFonts w:ascii="Titillium Web" w:hAnsi="Titillium Web"/>
-              <w:b/>
-              <w:bCs/>
-              <w:w w:val="105"/>
-              <w:lang w:val="es-EC"/>
-            </w:rPr>
-          </w:pPr>
-          <w:r>
-            <w:rPr>
-              <w:rFonts w:ascii="Titillium Web" w:hAnsi="Titillium Web"/>
-              <w:b/>
-              <w:bCs/>
-              <w:w w:val="105"/>
-              <w:lang w:val="es-EC"/>
-            </w:rPr>
-            <w:t>Administrador/a contador/a</w:t>
-          </w:r>
-        </w:p>
-      </w:sdtContent>
-    </w:sdt>
+      </w:pPr>
+      <w:r>
+        <w:rPr>
+          <w:rFonts w:ascii="Titillium Web" w:hAnsi="Titillium Web"/>
+          <w:b/>
+          <w:bCs/>
+          <w:w w:val="105"/>
+          <w:lang w:val="es-EC"/>
+        </w:rPr>
+        <w:t xml:space="preserve">{AdminContador}</w:t>
+      </w:r>
+    </w:p>
     <w:p>
       <w:pPr>
         <w:pStyle w:val="Textoindependiente"/>
